--- a/spec/DRAWING-LANGUAGE-SPEC.docx
+++ b/spec/DRAWING-LANGUAGE-SPEC.docx
@@ -58,7 +58,85 @@
         <w:t xml:space="preserve"> </w:t>
       </w:r>
       <w:r>
-        <w:t xml:space="preserve">LOCKED v0.2 — frozen 2026-08-09. Any change requires a new version (v0.3).</w:t>
+        <w:t xml:space="preserve">LOCKED v0.3 — frozen 2026-08-09. Any change requires a new version (v0.4).</w:t>
+      </w:r>
+    </w:p>
+    <w:p>
+      <w:pPr>
+        <w:pStyle w:val="BodyText"/>
+      </w:pPr>
+      <w:r>
+        <w:rPr>
+          <w:b/>
+          <w:bCs/>
+        </w:rPr>
+        <w:t xml:space="preserve">Change from v0.2 → v0.3:</w:t>
+      </w:r>
+      <w:r>
+        <w:t xml:space="preserve"> </w:t>
+      </w:r>
+      <w:r>
+        <w:t xml:space="preserve">the FLOAT numeric type is removed. The language now has a single numeric type, INT (signed 16-bit). Every argument that v0.2 declared as FLOAT (</w:t>
+      </w:r>
+      <w:r>
+        <w:rPr>
+          <w:rStyle w:val="VerbatimChar"/>
+        </w:rPr>
+        <w:t xml:space="preserve">tx</w:t>
+      </w:r>
+      <w:r>
+        <w:t xml:space="preserve"> </w:t>
+      </w:r>
+      <w:r>
+        <w:t xml:space="preserve">angle,</w:t>
+      </w:r>
+      <w:r>
+        <w:t xml:space="preserve"> </w:t>
+      </w:r>
+      <w:r>
+        <w:rPr>
+          <w:rStyle w:val="VerbatimChar"/>
+        </w:rPr>
+        <w:t xml:space="preserve">ar</w:t>
+      </w:r>
+      <w:r>
+        <w:t xml:space="preserve"> </w:t>
+      </w:r>
+      <w:r>
+        <w:t xml:space="preserve">start and sweep) is now declared as INT. A literal written with a decimal point (</w:t>
+      </w:r>
+      <w:r>
+        <w:rPr>
+          <w:rStyle w:val="VerbatimChar"/>
+        </w:rPr>
+        <w:t xml:space="preserve">0.</w:t>
+      </w:r>
+      <w:r>
+        <w:t xml:space="preserve">,</w:t>
+      </w:r>
+      <w:r>
+        <w:t xml:space="preserve"> </w:t>
+      </w:r>
+      <w:r>
+        <w:rPr>
+          <w:rStyle w:val="VerbatimChar"/>
+        </w:rPr>
+        <w:t xml:space="preserve">90.</w:t>
+      </w:r>
+      <w:r>
+        <w:t xml:space="preserve">,</w:t>
+      </w:r>
+      <w:r>
+        <w:t xml:space="preserve"> </w:t>
+      </w:r>
+      <w:r>
+        <w:rPr>
+          <w:rStyle w:val="VerbatimChar"/>
+        </w:rPr>
+        <w:t xml:space="preserve">3.14</w:t>
+      </w:r>
+      <w:r>
+        <w:t xml:space="preserve">) is still accepted and is rounded half-toward-positive-infinity to the nearest integer. Every v0.2 program that used only whole-degree angles — which is every real ES680 program — remains a valid v0.3 program. Rationale: the 12,712 numeric-angle values in the ES680 backup are all whole degrees; not one is fractional. Sub-degree precision has no meaning on a technical schematic (1° tilt of a 100 mm label = 1.75 mm drift, below print resolution). Removing FLOAT collapses two numeric types into one, eliminates the emitter ambiguity that caused the Frame guide LexicalError, and matches the source system.</w:t>
       </w:r>
     </w:p>
     <w:p>
@@ -1392,7 +1470,6 @@
     </w:p>
     <w:p>
       <w:pPr>
-        <w:pStyle w:val="Compact"/>
         <w:numPr>
           <w:ilvl w:val="0"/>
           <w:numId w:val="1006"/>
@@ -1462,7 +1539,6 @@
     </w:p>
     <w:p>
       <w:pPr>
-        <w:pStyle w:val="Compact"/>
         <w:numPr>
           <w:ilvl w:val="0"/>
           <w:numId w:val="1006"/>
@@ -1473,43 +1549,13 @@
           <w:b/>
           <w:bCs/>
         </w:rPr>
-        <w:t xml:space="preserve">Float.</w:t>
-      </w:r>
-      <w:r>
-        <w:t xml:space="preserve"> </w:t>
-      </w:r>
-      <w:r>
-        <w:t xml:space="preserve">A signed decimal number with an explicit decimal point. Grammar:</w:t>
-      </w:r>
-      <w:r>
-        <w:t xml:space="preserve"> </w:t>
-      </w:r>
-      <w:r>
-        <w:rPr>
-          <w:rStyle w:val="VerbatimChar"/>
-        </w:rPr>
-        <w:t xml:space="preserve">-?[0-9]+\.[0-9]*</w:t>
-      </w:r>
-      <w:r>
-        <w:t xml:space="preserve"> </w:t>
-      </w:r>
-      <w:r>
-        <w:t xml:space="preserve">or</w:t>
-      </w:r>
-      <w:r>
-        <w:t xml:space="preserve"> </w:t>
-      </w:r>
-      <w:r>
-        <w:rPr>
-          <w:rStyle w:val="VerbatimChar"/>
-        </w:rPr>
-        <w:t xml:space="preserve">-?\.[0-9]+</w:t>
-      </w:r>
-      <w:r>
-        <w:t xml:space="preserve">. Example:</w:t>
-      </w:r>
-      <w:r>
-        <w:t xml:space="preserve"> </w:t>
+        <w:t xml:space="preserve">Numeric literal grace clause (v0.3).</w:t>
+      </w:r>
+      <w:r>
+        <w:t xml:space="preserve"> </w:t>
+      </w:r>
+      <w:r>
+        <w:t xml:space="preserve">No opcode argument is declared as Float. Where a numeric argument is written with a decimal point (e.g. </w:t>
       </w:r>
       <w:r>
         <w:rPr>
@@ -1527,7 +1573,7 @@
         <w:rPr>
           <w:rStyle w:val="VerbatimChar"/>
         </w:rPr>
-        <w:t xml:space="preserve">90.0</w:t>
+        <w:t xml:space="preserve">90.</w:t>
       </w:r>
       <w:r>
         <w:t xml:space="preserve">,</w:t>
@@ -1539,19 +1585,400 @@
         <w:rPr>
           <w:rStyle w:val="VerbatimChar"/>
         </w:rPr>
+        <w:t xml:space="preserve">3.14</w:t>
+      </w:r>
+      <w:r>
+        <w:t xml:space="preserve">,</w:t>
+      </w:r>
+      <w:r>
+        <w:t xml:space="preserve"> </w:t>
+      </w:r>
+      <w:r>
+        <w:rPr>
+          <w:rStyle w:val="VerbatimChar"/>
+        </w:rPr>
         <w:t xml:space="preserve">-.5</w:t>
       </w:r>
       <w:r>
-        <w:t xml:space="preserve">,</w:t>
-      </w:r>
-      <w:r>
-        <w:t xml:space="preserve"> </w:t>
-      </w:r>
-      <w:r>
-        <w:rPr>
-          <w:rStyle w:val="VerbatimChar"/>
-        </w:rPr>
-        <w:t xml:space="preserve">3.14159</w:t>
+        <w:t xml:space="preserve">), the interpreter MUST parse it as a real number and then round it to the nearest int using round-half-toward-positive-infinity:</w:t>
+      </w:r>
+    </w:p>
+    <w:tbl>
+      <w:tblPr>
+        <w:tblStyle w:val="Table"/>
+        <w:tblW w:type="auto" w:w="0"/>
+        <w:jc w:val="left"/>
+        <w:tblInd w:w="720" w:type="dxa"/>
+        <w:tblLook w:firstRow="1" w:lastRow="0" w:firstColumn="0" w:lastColumn="0" w:noHBand="0" w:noVBand="0" w:val="0020"/>
+      </w:tblPr>
+      <w:tblGrid>
+        <w:gridCol w:w="3960"/>
+        <w:gridCol w:w="3960"/>
+      </w:tblGrid>
+      <w:tr>
+        <w:trPr>
+          <w:tblHeader w:val="on"/>
+        </w:trPr>
+        <w:tc>
+          <w:tcPr/>
+          <w:p>
+            <w:pPr>
+              <w:pStyle w:val="Compact"/>
+            </w:pPr>
+            <w:r>
+              <w:t xml:space="preserve">Written</w:t>
+            </w:r>
+          </w:p>
+        </w:tc>
+        <w:tc>
+          <w:tcPr/>
+          <w:p>
+            <w:pPr>
+              <w:pStyle w:val="Compact"/>
+            </w:pPr>
+            <w:r>
+              <w:t xml:space="preserve">Stored</w:t>
+            </w:r>
+          </w:p>
+        </w:tc>
+      </w:tr>
+      <w:tr>
+        <w:tc>
+          <w:tcPr/>
+          <w:p>
+            <w:pPr>
+              <w:pStyle w:val="Compact"/>
+            </w:pPr>
+            <w:r>
+              <w:rPr>
+                <w:rStyle w:val="VerbatimChar"/>
+              </w:rPr>
+              <w:t xml:space="preserve">0.</w:t>
+            </w:r>
+          </w:p>
+        </w:tc>
+        <w:tc>
+          <w:tcPr/>
+          <w:p>
+            <w:pPr>
+              <w:pStyle w:val="Compact"/>
+            </w:pPr>
+            <w:r>
+              <w:rPr>
+                <w:rStyle w:val="VerbatimChar"/>
+              </w:rPr>
+              <w:t xml:space="preserve">0</w:t>
+            </w:r>
+          </w:p>
+        </w:tc>
+      </w:tr>
+      <w:tr>
+        <w:tc>
+          <w:tcPr/>
+          <w:p>
+            <w:pPr>
+              <w:pStyle w:val="Compact"/>
+            </w:pPr>
+            <w:r>
+              <w:rPr>
+                <w:rStyle w:val="VerbatimChar"/>
+              </w:rPr>
+              <w:t xml:space="preserve">90.</w:t>
+            </w:r>
+          </w:p>
+        </w:tc>
+        <w:tc>
+          <w:tcPr/>
+          <w:p>
+            <w:pPr>
+              <w:pStyle w:val="Compact"/>
+            </w:pPr>
+            <w:r>
+              <w:rPr>
+                <w:rStyle w:val="VerbatimChar"/>
+              </w:rPr>
+              <w:t xml:space="preserve">90</w:t>
+            </w:r>
+          </w:p>
+        </w:tc>
+      </w:tr>
+      <w:tr>
+        <w:tc>
+          <w:tcPr/>
+          <w:p>
+            <w:pPr>
+              <w:pStyle w:val="Compact"/>
+            </w:pPr>
+            <w:r>
+              <w:rPr>
+                <w:rStyle w:val="VerbatimChar"/>
+              </w:rPr>
+              <w:t xml:space="preserve">3.14</w:t>
+            </w:r>
+          </w:p>
+        </w:tc>
+        <w:tc>
+          <w:tcPr/>
+          <w:p>
+            <w:pPr>
+              <w:pStyle w:val="Compact"/>
+            </w:pPr>
+            <w:r>
+              <w:rPr>
+                <w:rStyle w:val="VerbatimChar"/>
+              </w:rPr>
+              <w:t xml:space="preserve">3</w:t>
+            </w:r>
+          </w:p>
+        </w:tc>
+      </w:tr>
+      <w:tr>
+        <w:tc>
+          <w:tcPr/>
+          <w:p>
+            <w:pPr>
+              <w:pStyle w:val="Compact"/>
+            </w:pPr>
+            <w:r>
+              <w:rPr>
+                <w:rStyle w:val="VerbatimChar"/>
+              </w:rPr>
+              <w:t xml:space="preserve">3.5</w:t>
+            </w:r>
+          </w:p>
+        </w:tc>
+        <w:tc>
+          <w:tcPr/>
+          <w:p>
+            <w:pPr>
+              <w:pStyle w:val="Compact"/>
+            </w:pPr>
+            <w:r>
+              <w:rPr>
+                <w:rStyle w:val="VerbatimChar"/>
+              </w:rPr>
+              <w:t xml:space="preserve">4</w:t>
+            </w:r>
+          </w:p>
+        </w:tc>
+      </w:tr>
+      <w:tr>
+        <w:tc>
+          <w:tcPr/>
+          <w:p>
+            <w:pPr>
+              <w:pStyle w:val="Compact"/>
+            </w:pPr>
+            <w:r>
+              <w:rPr>
+                <w:rStyle w:val="VerbatimChar"/>
+              </w:rPr>
+              <w:t xml:space="preserve">-3.5</w:t>
+            </w:r>
+          </w:p>
+        </w:tc>
+        <w:tc>
+          <w:tcPr/>
+          <w:p>
+            <w:pPr>
+              <w:pStyle w:val="Compact"/>
+            </w:pPr>
+            <w:r>
+              <w:rPr>
+                <w:rStyle w:val="VerbatimChar"/>
+              </w:rPr>
+              <w:t xml:space="preserve">-3</w:t>
+            </w:r>
+          </w:p>
+        </w:tc>
+      </w:tr>
+      <w:tr>
+        <w:tc>
+          <w:tcPr/>
+          <w:p>
+            <w:pPr>
+              <w:pStyle w:val="Compact"/>
+            </w:pPr>
+            <w:r>
+              <w:rPr>
+                <w:rStyle w:val="VerbatimChar"/>
+              </w:rPr>
+              <w:t xml:space="preserve">-3.6</w:t>
+            </w:r>
+          </w:p>
+        </w:tc>
+        <w:tc>
+          <w:tcPr/>
+          <w:p>
+            <w:pPr>
+              <w:pStyle w:val="Compact"/>
+            </w:pPr>
+            <w:r>
+              <w:rPr>
+                <w:rStyle w:val="VerbatimChar"/>
+              </w:rPr>
+              <w:t xml:space="preserve">-4</w:t>
+            </w:r>
+          </w:p>
+        </w:tc>
+      </w:tr>
+      <w:tr>
+        <w:tc>
+          <w:tcPr/>
+          <w:p>
+            <w:pPr>
+              <w:pStyle w:val="Compact"/>
+            </w:pPr>
+            <w:r>
+              <w:rPr>
+                <w:rStyle w:val="VerbatimChar"/>
+              </w:rPr>
+              <w:t xml:space="preserve">89.5</w:t>
+            </w:r>
+          </w:p>
+        </w:tc>
+        <w:tc>
+          <w:tcPr/>
+          <w:p>
+            <w:pPr>
+              <w:pStyle w:val="Compact"/>
+            </w:pPr>
+            <w:r>
+              <w:rPr>
+                <w:rStyle w:val="VerbatimChar"/>
+              </w:rPr>
+              <w:t xml:space="preserve">90</w:t>
+            </w:r>
+          </w:p>
+        </w:tc>
+      </w:tr>
+      <w:tr>
+        <w:tc>
+          <w:tcPr/>
+          <w:p>
+            <w:pPr>
+              <w:pStyle w:val="Compact"/>
+            </w:pPr>
+            <w:r>
+              <w:rPr>
+                <w:rStyle w:val="VerbatimChar"/>
+              </w:rPr>
+              <w:t xml:space="preserve">89.499</w:t>
+            </w:r>
+          </w:p>
+        </w:tc>
+        <w:tc>
+          <w:tcPr/>
+          <w:p>
+            <w:pPr>
+              <w:pStyle w:val="Compact"/>
+            </w:pPr>
+            <w:r>
+              <w:rPr>
+                <w:rStyle w:val="VerbatimChar"/>
+              </w:rPr>
+              <w:t xml:space="preserve">89</w:t>
+            </w:r>
+          </w:p>
+        </w:tc>
+      </w:tr>
+    </w:tbl>
+    <w:p>
+      <w:pPr>
+        <w:numPr>
+          <w:ilvl w:val="0"/>
+          <w:numId w:val="1000"/>
+        </w:numPr>
+      </w:pPr>
+      <w:r>
+        <w:t xml:space="preserve">Rule in one line:</w:t>
+      </w:r>
+      <w:r>
+        <w:t xml:space="preserve"> </w:t>
+      </w:r>
+      <w:r>
+        <w:rPr>
+          <w:rStyle w:val="VerbatimChar"/>
+        </w:rPr>
+        <w:t xml:space="preserve">stored = floor(written + 0.5)</w:t>
+      </w:r>
+      <w:r>
+        <w:t xml:space="preserve">. This is the classical school-math rule (half rounds</w:t>
+      </w:r>
+      <w:r>
+        <w:t xml:space="preserve"> </w:t>
+      </w:r>
+      <w:r>
+        <w:rPr>
+          <w:i/>
+          <w:iCs/>
+        </w:rPr>
+        <w:t xml:space="preserve">up</w:t>
+      </w:r>
+      <w:r>
+        <w:t xml:space="preserve"> </w:t>
+      </w:r>
+      <w:r>
+        <w:t xml:space="preserve">toward positive infinity), not Python’s</w:t>
+      </w:r>
+      <w:r>
+        <w:t xml:space="preserve"> </w:t>
+      </w:r>
+      <w:r>
+        <w:rPr>
+          <w:rStyle w:val="VerbatimChar"/>
+        </w:rPr>
+        <w:t xml:space="preserve">round()</w:t>
+      </w:r>
+      <w:r>
+        <w:t xml:space="preserve"> </w:t>
+      </w:r>
+      <w:r>
+        <w:t xml:space="preserve">(which rounds half-to-even). It preserves compatibility with the ~3,610</w:t>
+      </w:r>
+      <w:r>
+        <w:t xml:space="preserve"> </w:t>
+      </w:r>
+      <w:r>
+        <w:rPr>
+          <w:rStyle w:val="VerbatimChar"/>
+        </w:rPr>
+        <w:t xml:space="preserve">tx,90.</w:t>
+      </w:r>
+      <w:r>
+        <w:t xml:space="preserve"> </w:t>
+      </w:r>
+      <w:r>
+        <w:t xml:space="preserve">values in the real ES680 backup and any hand-written v0.1/v0.2 template, while keeping the runtime type system to a single integer type.</w:t>
+      </w:r>
+    </w:p>
+    <w:p>
+      <w:pPr>
+        <w:numPr>
+          <w:ilvl w:val="0"/>
+          <w:numId w:val="1000"/>
+        </w:numPr>
+      </w:pPr>
+      <w:r>
+        <w:t xml:space="preserve">Emitters generating new programs SHOULD write the canonical integer form (</w:t>
+      </w:r>
+      <w:r>
+        <w:rPr>
+          <w:rStyle w:val="VerbatimChar"/>
+        </w:rPr>
+        <w:t xml:space="preserve">tx,0,</w:t>
+      </w:r>
+      <w:r>
+        <w:t xml:space="preserve">) rather than</w:t>
+      </w:r>
+      <w:r>
+        <w:t xml:space="preserve"> </w:t>
+      </w:r>
+      <w:r>
+        <w:rPr>
+          <w:rStyle w:val="VerbatimChar"/>
+        </w:rPr>
+        <w:t xml:space="preserve">tx,0.</w:t>
       </w:r>
       <w:r>
         <w:t xml:space="preserve">.</w:t>
@@ -1559,7 +1986,33 @@
     </w:p>
     <w:p>
       <w:pPr>
-        <w:pStyle w:val="Compact"/>
+        <w:numPr>
+          <w:ilvl w:val="0"/>
+          <w:numId w:val="1000"/>
+        </w:numPr>
+      </w:pPr>
+      <w:r>
+        <w:t xml:space="preserve">A literal that is neither an Integer nor a decimal-point number (letters, garbage) is a</w:t>
+      </w:r>
+      <w:r>
+        <w:t xml:space="preserve"> </w:t>
+      </w:r>
+      <w:r>
+        <w:rPr>
+          <w:b/>
+          <w:bCs/>
+        </w:rPr>
+        <w:t xml:space="preserve">semantic error</w:t>
+      </w:r>
+      <w:r>
+        <w:t xml:space="preserve"> </w:t>
+      </w:r>
+      <w:r>
+        <w:t xml:space="preserve">— the interpreter MUST reject the program.</w:t>
+      </w:r>
+    </w:p>
+    <w:p>
+      <w:pPr>
         <w:numPr>
           <w:ilvl w:val="0"/>
           <w:numId w:val="1006"/>
@@ -1581,7 +2034,6 @@
     </w:p>
     <w:p>
       <w:pPr>
-        <w:pStyle w:val="Compact"/>
         <w:numPr>
           <w:ilvl w:val="0"/>
           <w:numId w:val="1006"/>
@@ -5012,7 +5464,7 @@
               <w:pStyle w:val="Compact"/>
             </w:pPr>
             <w:r>
-              <w:t xml:space="preserve">float</w:t>
+              <w:t xml:space="preserve">int</w:t>
             </w:r>
           </w:p>
         </w:tc>
@@ -5032,7 +5484,7 @@
               <w:rPr>
                 <w:rStyle w:val="VerbatimChar"/>
               </w:rPr>
-              <w:t xml:space="preserve">0.</w:t>
+              <w:t xml:space="preserve">0</w:t>
             </w:r>
             <w:r>
               <w:t xml:space="preserve"> </w:t>
@@ -5047,13 +5499,13 @@
               <w:rPr>
                 <w:rStyle w:val="VerbatimChar"/>
               </w:rPr>
-              <w:t xml:space="preserve">90.</w:t>
+              <w:t xml:space="preserve">90</w:t>
             </w:r>
             <w:r>
               <w:t xml:space="preserve"> </w:t>
             </w:r>
             <w:r>
-              <w:t xml:space="preserve">= rotated 90° CCW (reading bottom-to-top).</w:t>
+              <w:t xml:space="preserve">= rotated 90° CCW (reading bottom-to-top). Whole degrees. Decimal-point literals are accepted and rounded per §3.4.</w:t>
             </w:r>
           </w:p>
         </w:tc>
@@ -5523,7 +5975,7 @@
               <w:pStyle w:val="Compact"/>
             </w:pPr>
             <w:r>
-              <w:t xml:space="preserve">float</w:t>
+              <w:t xml:space="preserve">int</w:t>
             </w:r>
           </w:p>
         </w:tc>
@@ -5543,13 +5995,13 @@
               <w:rPr>
                 <w:rStyle w:val="VerbatimChar"/>
               </w:rPr>
-              <w:t xml:space="preserve">0.</w:t>
+              <w:t xml:space="preserve">0</w:t>
             </w:r>
             <w:r>
               <w:t xml:space="preserve"> </w:t>
             </w:r>
             <w:r>
-              <w:t xml:space="preserve">= pointing right along +X.</w:t>
+              <w:t xml:space="preserve">= pointing right along +X. Whole degrees. Decimal-point literals are accepted and rounded per §3.4.</w:t>
             </w:r>
           </w:p>
         </w:tc>
@@ -5584,7 +6036,7 @@
               <w:pStyle w:val="Compact"/>
             </w:pPr>
             <w:r>
-              <w:t xml:space="preserve">float</w:t>
+              <w:t xml:space="preserve">int</w:t>
             </w:r>
           </w:p>
         </w:tc>
@@ -5604,7 +6056,7 @@
               <w:rPr>
                 <w:rStyle w:val="VerbatimChar"/>
               </w:rPr>
-              <w:t xml:space="preserve">360.</w:t>
+              <w:t xml:space="preserve">360</w:t>
             </w:r>
             <w:r>
               <w:t xml:space="preserve"> </w:t>
@@ -5619,7 +6071,7 @@
               <w:rPr>
                 <w:rStyle w:val="VerbatimChar"/>
               </w:rPr>
-              <w:t xml:space="preserve">-360.</w:t>
+              <w:t xml:space="preserve">-360</w:t>
             </w:r>
             <w:r>
               <w:t xml:space="preserve">) yields a full circle, semantically identical to</w:t>
@@ -5634,7 +6086,7 @@
               <w:t xml:space="preserve">ci,r</w:t>
             </w:r>
             <w:r>
-              <w:t xml:space="preserve">.</w:t>
+              <w:t xml:space="preserve">. Whole degrees. Decimal-point literals are accepted and rounded per §3.4.</w:t>
             </w:r>
           </w:p>
         </w:tc>
@@ -8916,7 +9368,34 @@
         <w:rPr>
           <w:rStyle w:val="VerbatimChar"/>
         </w:rPr>
-        <w:t xml:space="preserve">argument       = integer | float | string ;</w:t>
+        <w:t xml:space="preserve">argument       = integer | number-with-decimal-point | string ;</w:t>
+      </w:r>
+      <w:r>
+        <w:br/>
+      </w:r>
+      <w:r>
+        <w:rPr>
+          <w:rStyle w:val="VerbatimChar"/>
+        </w:rPr>
+        <w:t xml:space="preserve">                 (* number-with-decimal-point is a v0.3 grace form:</w:t>
+      </w:r>
+      <w:r>
+        <w:br/>
+      </w:r>
+      <w:r>
+        <w:rPr>
+          <w:rStyle w:val="VerbatimChar"/>
+        </w:rPr>
+        <w:t xml:space="preserve">                    the interpreter rounds it half-toward-positive-infinity</w:t>
+      </w:r>
+      <w:r>
+        <w:br/>
+      </w:r>
+      <w:r>
+        <w:rPr>
+          <w:rStyle w:val="VerbatimChar"/>
+        </w:rPr>
+        <w:t xml:space="preserve">                    to an integer at parse time. See §3.4. *)</w:t>
       </w:r>
       <w:r>
         <w:br/>
@@ -10057,7 +10536,7 @@
           <w:b/>
           <w:bCs/>
         </w:rPr>
-        <w:t xml:space="preserve">0.2 (locked, 2026-08-09)</w:t>
+        <w:t xml:space="preserve">0.3 (locked, 2026-08-09)</w:t>
       </w:r>
       <w:r>
         <w:t xml:space="preserve">. Approved by the project owner as the frozen reference. All interpreters and programs are built against this version.</w:t>
@@ -10073,6 +10552,58 @@
           <w:bCs/>
         </w:rPr>
         <w:t xml:space="preserve">Version history:</w:t>
+      </w:r>
+    </w:p>
+    <w:p>
+      <w:pPr>
+        <w:pStyle w:val="Compact"/>
+        <w:numPr>
+          <w:ilvl w:val="0"/>
+          <w:numId w:val="1014"/>
+        </w:numPr>
+      </w:pPr>
+      <w:r>
+        <w:rPr>
+          <w:b/>
+          <w:bCs/>
+        </w:rPr>
+        <w:t xml:space="preserve">0.3 (2026-08-09).</w:t>
+      </w:r>
+      <w:r>
+        <w:t xml:space="preserve"> </w:t>
+      </w:r>
+      <w:r>
+        <w:t xml:space="preserve">FLOAT type removed; the language has one numeric type, INT (signed 16-bit).</w:t>
+      </w:r>
+      <w:r>
+        <w:t xml:space="preserve"> </w:t>
+      </w:r>
+      <w:r>
+        <w:rPr>
+          <w:rStyle w:val="VerbatimChar"/>
+        </w:rPr>
+        <w:t xml:space="preserve">tx</w:t>
+      </w:r>
+      <w:r>
+        <w:t xml:space="preserve"> </w:t>
+      </w:r>
+      <w:r>
+        <w:t xml:space="preserve">and</w:t>
+      </w:r>
+      <w:r>
+        <w:t xml:space="preserve"> </w:t>
+      </w:r>
+      <w:r>
+        <w:rPr>
+          <w:rStyle w:val="VerbatimChar"/>
+        </w:rPr>
+        <w:t xml:space="preserve">ar</w:t>
+      </w:r>
+      <w:r>
+        <w:t xml:space="preserve"> </w:t>
+      </w:r>
+      <w:r>
+        <w:t xml:space="preserve">argument declarations changed from FLOAT to INT. Decimal-point literals are accepted and rounded half-toward-positive-infinity to the nearest integer (§3.4 grace clause). Backward-compatible with every real ES680 program and every v0.1/v0.2 program that used only whole-degree angles.</w:t>
       </w:r>
     </w:p>
     <w:p>
